--- a/pr-preview/pr-90/chapters/11-why-model.docx
+++ b/pr-preview/pr-90/chapters/11-why-model.docx
@@ -6255,7 +6255,13 @@
         </w:numPr>
       </w:pPr>
       <w:r>
-        <w:t xml:space="preserve">Intermediate smoothing: use an intermediate number of parameters, or restrict which individuals contribute (e.g., fit the straight line only to individuals with doses 80 to 100; the wider the window, the more smoothing)</w:t>
+        <w:t xml:space="preserve">Intermediate smoothing: use an intermediate number of parameters, or restrict which individuals contribute (e.g., fit the straight line only to individuals with doses 80 to 100;</w:t>
+      </w:r>
+      <w:r>
+        <w:t xml:space="preserve"> </w:t>
+      </w:r>
+      <w:r>
+        <w:t xml:space="preserve">the wider the window, the more smoothing)</w:t>
       </w:r>
     </w:p>
     <w:p>
@@ -7554,9 +7560,9 @@
               </m:r>
               <m:d>
                 <m:dPr>
-                  <m:begChr m:val="("/>
+                  <m:begChr m:val="{"/>
                   <m:sepChr m:val=""/>
-                  <m:endChr m:val=")"/>
+                  <m:endChr m:val="}"/>
                   <m:grow/>
                 </m:dPr>
                 <m:e>
